--- a/testakten/insolvenzverwaltung-moebelwerk-havelberg-regelverfahren/22_starug_alternativroute.docx
+++ b/testakten/insolvenzverwaltung-moebelwerk-havelberg-regelverfahren/22_starug_alternativroute.docx
@@ -5,72 +5,99 @@
     <w:p>
       <w:pPr>
         <w:pStyle w:val="Heading1"/>
+        <w:spacing w:after="160" w:line="259" w:lineRule="auto"/>
       </w:pPr>
       <w:r>
         <w:rPr>
           <w:rFonts w:ascii="Times New Roman" w:hAnsi="Times New Roman"/>
+          <w:b/>
+          <w:sz w:val="28"/>
         </w:rPr>
         <w:t>StaRUG-Alternativroute – Kritische Prüfnotiz</w:t>
       </w:r>
     </w:p>
     <w:p>
       <w:pPr>
+        <w:spacing w:before="120" w:after="60" w:line="259" w:lineRule="auto"/>
         <w:ind w:left="567"/>
       </w:pPr>
       <w:r>
         <w:rPr>
+          <w:rFonts w:ascii="Times New Roman" w:hAnsi="Times New Roman"/>
+          <w:b/>
           <w:i/>
+          <w:sz w:val="22"/>
         </w:rPr>
         <w:t>Az.: 7 IN 41/26 – Möbelwerk Havelberg GmbH</w:t>
       </w:r>
     </w:p>
     <w:p>
       <w:pPr>
+        <w:spacing w:before="120" w:after="60" w:line="259" w:lineRule="auto"/>
         <w:ind w:left="567"/>
       </w:pPr>
       <w:r>
         <w:rPr>
+          <w:rFonts w:ascii="Times New Roman" w:hAnsi="Times New Roman"/>
+          <w:b/>
           <w:i/>
+          <w:sz w:val="22"/>
         </w:rPr>
         <w:t>Verfasserin: Dr. Nora Westphal, Insolvenzverwalterin</w:t>
       </w:r>
     </w:p>
     <w:p>
       <w:pPr>
+        <w:spacing w:before="120" w:after="60" w:line="259" w:lineRule="auto"/>
         <w:ind w:left="567"/>
       </w:pPr>
       <w:r>
         <w:rPr>
+          <w:rFonts w:ascii="Times New Roman" w:hAnsi="Times New Roman"/>
+          <w:b/>
           <w:i/>
+          <w:sz w:val="22"/>
         </w:rPr>
         <w:t>Stand: 01.07.2026</w:t>
       </w:r>
     </w:p>
     <w:p>
       <w:pPr>
+        <w:spacing w:before="120" w:after="60" w:line="259" w:lineRule="auto"/>
         <w:ind w:left="567"/>
       </w:pPr>
       <w:r>
         <w:rPr>
+          <w:rFonts w:ascii="Times New Roman" w:hAnsi="Times New Roman"/>
+          <w:b/>
           <w:i/>
+          <w:sz w:val="22"/>
         </w:rPr>
         <w:t>Charakter: Rückblickende Prüfung / Lehrnotiz für Vergleichszwecke</w:t>
       </w:r>
     </w:p>
-    <w:p/>
+    <w:p>
+      <w:pPr>
+        <w:spacing w:line="259" w:lineRule="auto" w:after="60"/>
+      </w:pPr>
+    </w:p>
     <w:p>
       <w:pPr>
         <w:pStyle w:val="Heading2"/>
+        <w:spacing w:before="120" w:after="60" w:line="259" w:lineRule="auto"/>
       </w:pPr>
       <w:r>
         <w:rPr>
           <w:rFonts w:ascii="Times New Roman" w:hAnsi="Times New Roman"/>
+          <w:b/>
+          <w:sz w:val="22"/>
         </w:rPr>
         <w:t>Vorbemerkung</w:t>
       </w:r>
     </w:p>
     <w:p>
       <w:pPr>
+        <w:spacing w:line="259" w:lineRule="auto" w:after="60"/>
         <w:jc w:val="left"/>
       </w:pPr>
       <w:r>
@@ -86,10 +113,15 @@
         <w:t xml:space="preserve"> angelegt und dient primär als interne Vergleichsunterlage für die Schlussbesprechung. Sie prüft hypothetisch, ob und unter welchen Bedingungen das Unternehmensstabilisierungs- und Restrukturierungsgesetz (StaRUG, in Kraft seit 01.01.2021) im Fall der Möbelwerk Havelberg GmbH hätte angewendet werden können – und warum es im konkreten Fall aus rechtlichen und tatsächlichen Gründen ausscheidet.</w:t>
       </w:r>
     </w:p>
-    <w:p/>
+    <w:p>
+      <w:pPr>
+        <w:spacing w:line="259" w:lineRule="auto" w:after="60"/>
+      </w:pPr>
+    </w:p>
     <w:p>
       <w:pPr>
         <w:pStyle w:val="Heading2"/>
+        <w:spacing w:line="259" w:lineRule="auto" w:after="60"/>
       </w:pPr>
       <w:r>
         <w:rPr>
@@ -100,6 +132,7 @@
     </w:p>
     <w:p>
       <w:pPr>
+        <w:spacing w:line="259" w:lineRule="auto" w:after="60"/>
         <w:jc w:val="left"/>
       </w:pPr>
       <w:r>
@@ -403,10 +436,15 @@
         </w:tc>
       </w:tr>
     </w:tbl>
-    <w:p/>
+    <w:p>
+      <w:pPr>
+        <w:spacing w:line="259" w:lineRule="auto" w:after="60"/>
+      </w:pPr>
+    </w:p>
     <w:p>
       <w:pPr>
         <w:pStyle w:val="Heading2"/>
+        <w:spacing w:line="259" w:lineRule="auto" w:after="60"/>
       </w:pPr>
       <w:r>
         <w:rPr>
@@ -418,6 +456,7 @@
     <w:p>
       <w:pPr>
         <w:pStyle w:val="Heading3"/>
+        <w:spacing w:line="259" w:lineRule="auto" w:after="60"/>
       </w:pPr>
       <w:r>
         <w:rPr>
@@ -428,6 +467,7 @@
     </w:p>
     <w:p>
       <w:pPr>
+        <w:spacing w:line="259" w:lineRule="auto" w:after="60"/>
         <w:jc w:val="left"/>
       </w:pPr>
       <w:r>
@@ -624,6 +664,7 @@
     </w:tbl>
     <w:p>
       <w:pPr>
+        <w:spacing w:line="259" w:lineRule="auto" w:after="60"/>
         <w:jc w:val="left"/>
       </w:pPr>
       <w:r>
@@ -645,10 +686,15 @@
         <w:t xml:space="preserve"> zulässig gewesen, wenn der Geschäftsführer zu diesem Zeitpunkt eine belastbare Planung für die drohende ZU vorgelegt hätte. Ab 22.03.2026 war ZU eingetreten – StaRUG scheidet aus.</w:t>
       </w:r>
     </w:p>
-    <w:p/>
+    <w:p>
+      <w:pPr>
+        <w:spacing w:line="259" w:lineRule="auto" w:after="60"/>
+      </w:pPr>
+    </w:p>
     <w:p>
       <w:pPr>
         <w:pStyle w:val="Heading3"/>
+        <w:spacing w:line="259" w:lineRule="auto" w:after="60"/>
       </w:pPr>
       <w:r>
         <w:rPr>
@@ -659,6 +705,7 @@
     </w:p>
     <w:p>
       <w:pPr>
+        <w:spacing w:line="259" w:lineRule="auto" w:after="60"/>
         <w:jc w:val="left"/>
       </w:pPr>
       <w:r>
@@ -673,6 +720,7 @@
     </w:p>
     <w:p>
       <w:pPr>
+        <w:spacing w:line="259" w:lineRule="auto" w:after="60"/>
         <w:jc w:val="left"/>
       </w:pPr>
       <w:r>
@@ -682,6 +730,7 @@
     <w:p>
       <w:pPr>
         <w:pStyle w:val="ListBullet"/>
+        <w:spacing w:line="259" w:lineRule="auto" w:after="60"/>
       </w:pPr>
       <w:r>
         <w:t xml:space="preserve">Havelbank eG (Finanzgläubiger) → </w:t>
@@ -696,6 +745,7 @@
     <w:p>
       <w:pPr>
         <w:pStyle w:val="ListBullet"/>
+        <w:spacing w:line="259" w:lineRule="auto" w:after="60"/>
       </w:pPr>
       <w:r>
         <w:t xml:space="preserve">Furnier Nord GmbH (Lieferant) → </w:t>
@@ -713,6 +763,7 @@
     <w:p>
       <w:pPr>
         <w:pStyle w:val="ListBullet"/>
+        <w:spacing w:line="259" w:lineRule="auto" w:after="60"/>
       </w:pPr>
       <w:r>
         <w:t xml:space="preserve">Finanzamt Stendal (öffentlich-rechtlich) → </w:t>
@@ -730,6 +781,7 @@
     <w:p>
       <w:pPr>
         <w:pStyle w:val="ListBullet"/>
+        <w:spacing w:line="259" w:lineRule="auto" w:after="60"/>
       </w:pPr>
       <w:r>
         <w:t xml:space="preserve">AOK Sachsen-Anhalt → </w:t>
@@ -747,6 +799,7 @@
     <w:p>
       <w:pPr>
         <w:pStyle w:val="ListBullet"/>
+        <w:spacing w:line="259" w:lineRule="auto" w:after="60"/>
       </w:pPr>
       <w:r>
         <w:t xml:space="preserve">Arbeitnehmer → </w:t>
@@ -763,6 +816,7 @@
     </w:p>
     <w:p>
       <w:pPr>
+        <w:spacing w:line="259" w:lineRule="auto" w:after="60"/>
         <w:jc w:val="left"/>
       </w:pPr>
       <w:r>
@@ -775,10 +829,15 @@
         <w:t xml:space="preserve"> Ein StaRUG-Plan, der nur die Havelbank gestaltet und FA/AOK/Lieferanten unberührt lässt, würde die eigentliche Restrukturierungslücke nicht schließen. Das Sanierungsbedürfnis war zu breit für StaRUG.</w:t>
       </w:r>
     </w:p>
-    <w:p/>
+    <w:p>
+      <w:pPr>
+        <w:spacing w:line="259" w:lineRule="auto" w:after="60"/>
+      </w:pPr>
+    </w:p>
     <w:p>
       <w:pPr>
         <w:pStyle w:val="Heading3"/>
+        <w:spacing w:line="259" w:lineRule="auto" w:after="60"/>
       </w:pPr>
       <w:r>
         <w:rPr>
@@ -789,6 +848,7 @@
     </w:p>
     <w:p>
       <w:pPr>
+        <w:spacing w:line="259" w:lineRule="auto" w:after="60"/>
         <w:jc w:val="left"/>
       </w:pPr>
       <w:r>
@@ -807,6 +867,7 @@
     <w:p>
       <w:pPr>
         <w:pStyle w:val="ListBullet"/>
+        <w:spacing w:line="259" w:lineRule="auto" w:after="60"/>
       </w:pPr>
       <w:r>
         <w:t>die Ursachen der wirtschaftlichen Schieflage beschreibt,</w:t>
@@ -815,6 +876,7 @@
     <w:p>
       <w:pPr>
         <w:pStyle w:val="ListBullet"/>
+        <w:spacing w:line="259" w:lineRule="auto" w:after="60"/>
       </w:pPr>
       <w:r>
         <w:t>Maßnahmen zur nachhaltigen Sanierung darstellt,</w:t>
@@ -823,6 +885,7 @@
     <w:p>
       <w:pPr>
         <w:pStyle w:val="ListBullet"/>
+        <w:spacing w:line="259" w:lineRule="auto" w:after="60"/>
       </w:pPr>
       <w:r>
         <w:t>eine integrierte Finanzplanung über mindestens 24 Monate enthält.</w:t>
@@ -830,6 +893,7 @@
     </w:p>
     <w:p>
       <w:pPr>
+        <w:spacing w:line="259" w:lineRule="auto" w:after="60"/>
         <w:jc w:val="left"/>
       </w:pPr>
       <w:r>
@@ -844,6 +908,7 @@
     </w:p>
     <w:p>
       <w:pPr>
+        <w:spacing w:line="259" w:lineRule="auto" w:after="60"/>
         <w:jc w:val="left"/>
       </w:pPr>
       <w:r>
@@ -856,10 +921,15 @@
         <w:t xml:space="preserve"> § 14 StaRUG-Voraussetzungen nie erfüllt.</w:t>
       </w:r>
     </w:p>
-    <w:p/>
+    <w:p>
+      <w:pPr>
+        <w:spacing w:line="259" w:lineRule="auto" w:after="60"/>
+      </w:pPr>
+    </w:p>
     <w:p>
       <w:pPr>
         <w:pStyle w:val="Heading3"/>
+        <w:spacing w:line="259" w:lineRule="auto" w:after="60"/>
       </w:pPr>
       <w:r>
         <w:rPr>
@@ -870,6 +940,7 @@
     </w:p>
     <w:p>
       <w:pPr>
+        <w:spacing w:line="259" w:lineRule="auto" w:after="60"/>
         <w:jc w:val="left"/>
       </w:pPr>
       <w:r>
@@ -879,6 +950,7 @@
     <w:p>
       <w:pPr>
         <w:pStyle w:val="ListBullet"/>
+        <w:spacing w:line="259" w:lineRule="auto" w:after="60"/>
       </w:pPr>
       <w:r>
         <w:t>Restrukturierungsanzeige beim zuständigen Restrukturierungsgericht (Landgericht Stendal, Restrukturierungssenat)</w:t>
@@ -887,6 +959,7 @@
     <w:p>
       <w:pPr>
         <w:pStyle w:val="ListBullet"/>
+        <w:spacing w:line="259" w:lineRule="auto" w:after="60"/>
       </w:pPr>
       <w:r>
         <w:t>Vollständiger Restrukturierungsplan im Entwurf</w:t>
@@ -895,6 +968,7 @@
     <w:p>
       <w:pPr>
         <w:pStyle w:val="ListBullet"/>
+        <w:spacing w:line="259" w:lineRule="auto" w:after="60"/>
       </w:pPr>
       <w:r>
         <w:t>Gerichtliche Prüfung der Erfolgsaussichten</w:t>
@@ -902,6 +976,7 @@
     </w:p>
     <w:p>
       <w:pPr>
+        <w:spacing w:line="259" w:lineRule="auto" w:after="60"/>
         <w:jc w:val="left"/>
       </w:pPr>
       <w:r>
@@ -914,10 +989,15 @@
         <w:t xml:space="preserve"> Selbst bei sofortiger Einleitung wäre eine Stabilisierungsanordnung frühestens nach 10–14 Tagen wirksam geworden. Bei der schnellen Eskalation (Rücklastschrift 22.03.2026 → ZU; Antrag 04.05.2026) hätte das Verfahren scheitern müssen.</w:t>
       </w:r>
     </w:p>
-    <w:p/>
+    <w:p>
+      <w:pPr>
+        <w:spacing w:line="259" w:lineRule="auto" w:after="60"/>
+      </w:pPr>
+    </w:p>
     <w:p>
       <w:pPr>
         <w:pStyle w:val="Heading2"/>
+        <w:spacing w:line="259" w:lineRule="auto" w:after="60"/>
       </w:pPr>
       <w:r>
         <w:rPr>
@@ -1121,6 +1201,7 @@
     </w:tbl>
     <w:p>
       <w:pPr>
+        <w:spacing w:line="259" w:lineRule="auto" w:after="60"/>
         <w:jc w:val="left"/>
       </w:pPr>
       <w:r>
@@ -1133,9 +1214,14 @@
         <w:t xml:space="preserve"> StaRUG erfordert frühe Krisendiagnose, belastbare Planung und einen engen Gläubigerkreis. Bei breitem operativem Gläubigereingriff und fehlendem Finanzkonzept ist das Insolvenzverfahren der richtige Weg.</w:t>
       </w:r>
     </w:p>
-    <w:p/>
     <w:p>
       <w:pPr>
+        <w:spacing w:line="259" w:lineRule="auto" w:after="60"/>
+      </w:pPr>
+    </w:p>
+    <w:p>
+      <w:pPr>
+        <w:spacing w:line="259" w:lineRule="auto" w:after="60"/>
         <w:jc w:val="left"/>
       </w:pPr>
       <w:r>
@@ -1146,13 +1232,58 @@
       </w:r>
     </w:p>
     <w:sectPr>
+      <w:headerReference w:type="default" r:id="rId9"/>
+      <w:footerReference w:type="default" r:id="rId10"/>
       <w:pgSz w:w="11906" w:h="16838"/>
-      <w:pgMar w:top="1417" w:right="1417" w:bottom="1417" w:left="1417" w:header="720" w:footer="720" w:gutter="0"/>
+      <w:pgMar w:top="1191" w:right="1247" w:bottom="1134" w:left="1361" w:header="720" w:footer="720" w:gutter="0"/>
       <w:cols w:space="720"/>
       <w:docGrid w:linePitch="360"/>
     </w:sectPr>
   </w:body>
 </w:document>
+</file>
+
+<file path=word/footer1.xml><?xml version="1.0" encoding="utf-8"?>
+<w:ftr xmlns:m="http://schemas.openxmlformats.org/officeDocument/2006/math" xmlns:mc="http://schemas.openxmlformats.org/markup-compatibility/2006" xmlns:mo="http://schemas.microsoft.com/office/mac/office/2008/main" xmlns:mv="urn:schemas-microsoft-com:mac:vml" xmlns:o="urn:schemas-microsoft-com:office:office" xmlns:r="http://schemas.openxmlformats.org/officeDocument/2006/relationships" xmlns:v="urn:schemas-microsoft-com:vml" xmlns:w10="urn:schemas-microsoft-com:office:word" xmlns:w14="http://schemas.microsoft.com/office/word/2010/wordml" xmlns:w="http://schemas.openxmlformats.org/wordprocessingml/2006/main" xmlns:wne="http://schemas.microsoft.com/office/word/2006/wordml" xmlns:wp14="http://schemas.microsoft.com/office/word/2010/wordprocessingDrawing" xmlns:wp="http://schemas.openxmlformats.org/drawingml/2006/wordprocessingDrawing" xmlns:wpc="http://schemas.microsoft.com/office/word/2010/wordprocessingCanvas" xmlns:wpg="http://schemas.microsoft.com/office/word/2010/wordprocessingGroup" xmlns:wpi="http://schemas.microsoft.com/office/word/2010/wordprocessingInk" xmlns:wps="http://schemas.microsoft.com/office/word/2010/wordprocessingShape" mc:Ignorable="w14 wp14">
+  <w:p>
+    <w:pPr>
+      <w:pStyle w:val="Footer"/>
+      <w:jc w:val="left"/>
+    </w:pPr>
+    <w:r/>
+    <w:r>
+      <w:rPr>
+        <w:rFonts w:ascii="Times New Roman" w:hAnsi="Times New Roman"/>
+        <w:b w:val="0"/>
+        <w:color w:val="777777"/>
+        <w:sz w:val="17"/>
+      </w:rPr>
+      <w:t>Vertraulich | Bearbeitungsstand Juli 2026 | nur zur Aktenbearbeitung</w:t>
+    </w:r>
+  </w:p>
+</w:ftr>
+</file>
+
+<file path=word/header1.xml><?xml version="1.0" encoding="utf-8"?>
+<w:hdr xmlns:m="http://schemas.openxmlformats.org/officeDocument/2006/math" xmlns:mc="http://schemas.openxmlformats.org/markup-compatibility/2006" xmlns:mo="http://schemas.microsoft.com/office/mac/office/2008/main" xmlns:mv="urn:schemas-microsoft-com:mac:vml" xmlns:o="urn:schemas-microsoft-com:office:office" xmlns:r="http://schemas.openxmlformats.org/officeDocument/2006/relationships" xmlns:v="urn:schemas-microsoft-com:vml" xmlns:w10="urn:schemas-microsoft-com:office:word" xmlns:w14="http://schemas.microsoft.com/office/word/2010/wordml" xmlns:w="http://schemas.openxmlformats.org/wordprocessingml/2006/main" xmlns:wne="http://schemas.microsoft.com/office/word/2006/wordml" xmlns:wp14="http://schemas.microsoft.com/office/word/2010/wordprocessingDrawing" xmlns:wp="http://schemas.openxmlformats.org/drawingml/2006/wordprocessingDrawing" xmlns:wpc="http://schemas.microsoft.com/office/word/2010/wordprocessingCanvas" xmlns:wpg="http://schemas.microsoft.com/office/word/2010/wordprocessingGroup" xmlns:wpi="http://schemas.microsoft.com/office/word/2010/wordprocessingInk" xmlns:wps="http://schemas.microsoft.com/office/word/2010/wordprocessingShape" mc:Ignorable="w14 wp14">
+  <w:p>
+    <w:pPr>
+      <w:pStyle w:val="Header"/>
+      <w:jc w:val="left"/>
+    </w:pPr>
+    <w:r/>
+    <w:r>
+      <w:rPr>
+        <w:rFonts w:ascii="Times New Roman" w:hAnsi="Times New Roman"/>
+        <w:b w:val="0"/>
+        <w:i w:val="0"/>
+        <w:color w:val="666666"/>
+        <w:sz w:val="17"/>
+      </w:rPr>
+      <w:t>Lindenhof und Partner mbB | Insolvenz- und Restrukturierungsakte | Bearbeitungsstand Juli 2026</w:t>
+    </w:r>
+  </w:p>
+</w:hdr>
 </file>
 
 <file path=word/numbering.xml><?xml version="1.0" encoding="utf-8"?>
@@ -1869,11 +2000,12 @@
       <w:contextualSpacing/>
     </w:pPr>
     <w:rPr>
-      <w:rFonts w:asciiTheme="majorHAnsi" w:eastAsiaTheme="majorEastAsia" w:hAnsiTheme="majorHAnsi" w:cstheme="majorBidi"/>
+      <w:rFonts w:asciiTheme="majorHAnsi" w:eastAsiaTheme="majorEastAsia" w:hAnsiTheme="majorHAnsi" w:cstheme="majorBidi" w:ascii="Times New Roman" w:hAnsi="Times New Roman"/>
+      <w:b/>
       <w:color w:val="17365D" w:themeColor="text2" w:themeShade="BF"/>
       <w:spacing w:val="5"/>
       <w:kern w:val="28"/>
-      <w:sz w:val="52"/>
+      <w:sz w:val="30"/>
       <w:szCs w:val="52"/>
     </w:rPr>
   </w:style>

--- a/testakten/insolvenzverwaltung-moebelwerk-havelberg-regelverfahren/22_starug_alternativroute.docx
+++ b/testakten/insolvenzverwaltung-moebelwerk-havelberg-regelverfahren/22_starug_alternativroute.docx
@@ -145,7 +145,7 @@
         <w:t>drohenden Zahlungsunfähigkeit</w:t>
       </w:r>
       <w:r>
-        <w:t xml:space="preserve"> (§ 18 InsO) befinden, einen </w:t>
+        <w:t xml:space="preserve"> (Paragraf 18 InsO) befinden, einen </w:t>
       </w:r>
       <w:r>
         <w:rPr>
@@ -154,7 +154,7 @@
         <w:t>Restrukturierungsplan</w:t>
       </w:r>
       <w:r>
-        <w:t xml:space="preserve"> (§§ 2 ff. StaRUG) durchzusetzen – ohne Eröffnung eines Insolvenzverfahrens. Kerninstrumente:</w:t>
+        <w:t xml:space="preserve"> (Paragrafen 2 ff. StaRUG) durchzusetzen – ohne Eröffnung eines Insolvenzverfahrens. Kerninstrumente:</w:t>
       </w:r>
     </w:p>
     <w:tbl>
@@ -240,7 +240,7 @@
                 <w:rFonts w:ascii="Times New Roman" w:hAnsi="Times New Roman"/>
                 <w:sz w:val="20"/>
               </w:rPr>
-              <w:t>§§ 2–26 StaRUG</w:t>
+              <w:t>Paragrafen 2–26 StaRUG</w:t>
             </w:r>
           </w:p>
         </w:tc>
@@ -284,7 +284,7 @@
                 <w:rFonts w:ascii="Times New Roman" w:hAnsi="Times New Roman"/>
                 <w:sz w:val="20"/>
               </w:rPr>
-              <w:t>§§ 49–59 StaRUG</w:t>
+              <w:t>Paragrafen 49–59 StaRUG</w:t>
             </w:r>
           </w:p>
         </w:tc>
@@ -328,7 +328,7 @@
                 <w:rFonts w:ascii="Times New Roman" w:hAnsi="Times New Roman"/>
                 <w:sz w:val="20"/>
               </w:rPr>
-              <w:t>§§ 60–66 StaRUG</w:t>
+              <w:t>Paragrafen 60–66 StaRUG</w:t>
             </w:r>
           </w:p>
         </w:tc>
@@ -372,7 +372,7 @@
                 <w:rFonts w:ascii="Times New Roman" w:hAnsi="Times New Roman"/>
                 <w:sz w:val="20"/>
               </w:rPr>
-              <w:t>§§ 73–83 StaRUG</w:t>
+              <w:t>Paragrafen 73–83 StaRUG</w:t>
             </w:r>
           </w:p>
         </w:tc>
@@ -416,7 +416,7 @@
                 <w:rFonts w:ascii="Times New Roman" w:hAnsi="Times New Roman"/>
                 <w:sz w:val="20"/>
               </w:rPr>
-              <w:t>§ 12 StaRUG</w:t>
+              <w:t>Paragraf 12 StaRUG</w:t>
             </w:r>
           </w:p>
         </w:tc>
@@ -462,7 +462,7 @@
         <w:rPr>
           <w:rFonts w:ascii="Times New Roman" w:hAnsi="Times New Roman"/>
         </w:rPr>
-        <w:t>II.1 Drohende Zahlungsunfähigkeit (§ 18 InsO) – Zeithorizont</w:t>
+        <w:t>II.1 Drohende Zahlungsunfähigkeit (Paragraf 18 InsO) – Zeithorizont</w:t>
       </w:r>
     </w:p>
     <w:p>
@@ -775,7 +775,7 @@
         <w:t>kaum gestaltbar</w:t>
       </w:r>
       <w:r>
-        <w:t xml:space="preserve"> (§ 4 StaRUG: öffentlich-rechtliche Forderungen nur bei ausdrücklichem Einschluss; Zustimmung FA praktisch ausgeschlossen)</w:t>
+        <w:t xml:space="preserve"> (Paragraf 4 StaRUG: öffentlich-rechtliche Forderungen nur bei ausdrücklichem Einschluss; Zustimmung FA praktisch ausgeschlossen)</w:t>
       </w:r>
     </w:p>
     <w:p>
@@ -811,7 +811,7 @@
         <w:t>nicht einbeziehbar</w:t>
       </w:r>
       <w:r>
-        <w:t xml:space="preserve"> ohne erheblichen Widerstand und § 25 StaRUG</w:t>
+        <w:t xml:space="preserve"> ohne erheblichen Widerstand und Paragraf 25 StaRUG</w:t>
       </w:r>
     </w:p>
     <w:p>
@@ -843,7 +843,7 @@
         <w:rPr>
           <w:rFonts w:ascii="Times New Roman" w:hAnsi="Times New Roman"/>
         </w:rPr>
-        <w:t>II.3 Bestandsfähigkeitserklärung (§ 14 StaRUG)</w:t>
+        <w:t>II.3 Bestandsfähigkeitserklärung (Paragraf 14 StaRUG)</w:t>
       </w:r>
     </w:p>
     <w:p>
@@ -918,7 +918,7 @@
         <w:t>Ergebnis:</w:t>
       </w:r>
       <w:r>
-        <w:t xml:space="preserve"> § 14 StaRUG-Voraussetzungen nie erfüllt.</w:t>
+        <w:t xml:space="preserve"> Paragraf 14 StaRUG-Voraussetzungen nie erfüllt.</w:t>
       </w:r>
     </w:p>
     <w:p>
@@ -935,7 +935,7 @@
         <w:rPr>
           <w:rFonts w:ascii="Times New Roman" w:hAnsi="Times New Roman"/>
         </w:rPr>
-        <w:t>II.4 Stabilisierungsanordnung (§§ 49 ff. StaRUG)</w:t>
+        <w:t>II.4 Stabilisierungsanordnung (Paragrafen 49 ff. StaRUG)</w:t>
       </w:r>
     </w:p>
     <w:p>
@@ -953,7 +953,7 @@
         <w:spacing w:line="259" w:lineRule="auto" w:after="60"/>
       </w:pPr>
       <w:r>
-        <w:t>Restrukturierungsanzeige beim zuständigen Restrukturierungsgericht (Landgericht Stendal, Restrukturierungssenat)</w:t>
+        <w:t>Restrukturierungsanzeige beim nach Paragraf 34 StaRUG und dem geltenden Landesrecht sachlich sowie nach Paragraf 35 StaRUG örtlich zuständigen Amtsgericht</w:t>
       </w:r>
     </w:p>
     <w:p>
